--- a/Analysis/Adjust ѱ.docx
+++ b/Analysis/Adjust ѱ.docx
@@ -876,6 +876,7 @@
       </w:r>
     </w:p>
     <w:p>
+      <w:bookmarkStart w:id="0" w:name="_Hlk209451744"/>
       <w:r>
         <w:rPr>
           <w:rFonts w:hint="eastAsia"/>
@@ -886,7 +887,19 @@
       <w:r>
         <w:t>e4A1</w:t>
       </w:r>
-    </w:p>
+      <w:r>
+        <w:rPr>
+          <w:rFonts w:hint="eastAsia"/>
+        </w:rPr>
+        <w:t>_d</w:t>
+      </w:r>
+      <w:r>
+        <w:t>03</w:t>
+      </w:r>
+      <w:bookmarkStart w:id="1" w:name="_GoBack"/>
+      <w:bookmarkEnd w:id="1"/>
+    </w:p>
+    <w:bookmarkEnd w:id="0"/>
     <w:p>
       <w:pPr>
         <w:pStyle w:val="Web"/>
@@ -937,6 +950,11 @@
           </wp:inline>
         </w:drawing>
       </w:r>
+    </w:p>
+    <w:p>
+      <w:pPr>
+        <w:pStyle w:val="Web"/>
+      </w:pPr>
       <w:r>
         <w:rPr>
           <w:noProof/>
@@ -1135,11 +1153,6 @@
       </w:r>
     </w:p>
     <w:p>
-      <w:pPr>
-        <w:rPr>
-          <w:rFonts w:hint="eastAsia"/>
-        </w:rPr>
-      </w:pPr>
       <w:r>
         <w:rPr>
           <w:rFonts w:hint="eastAsia"/>
@@ -1147,12 +1160,7 @@
         <w:t>T</w:t>
       </w:r>
       <w:r>
-        <w:t>he parameter space can be separated into seven</w:t>
-      </w:r>
-      <w:bookmarkStart w:id="0" w:name="_GoBack"/>
-      <w:bookmarkEnd w:id="0"/>
-      <w:r>
-        <w:t xml:space="preserve"> parts, some of which can be divided with IGR.</w:t>
+        <w:t>he parameter space can be separated into seven parts, some of which can be divided with IGR.</w:t>
       </w:r>
     </w:p>
     <w:p>
@@ -1171,9 +1179,6 @@
     <w:p>
       <w:pPr>
         <w:pStyle w:val="Web"/>
-        <w:rPr>
-          <w:rFonts w:hint="eastAsia"/>
-        </w:rPr>
       </w:pPr>
     </w:p>
     <w:p>
